--- a/SELLL-Engine/SELLL-TAM-Analysis.docx
+++ b/SELLL-Engine/SELLL-TAM-Analysis.docx
@@ -19,7 +19,7 @@
               <a:graphicData uri="http://schemas.openxmlformats.org/drawingml/2006/picture">
                 <pic:pic>
                   <pic:nvPicPr>
-                    <pic:cNvPr id="0" name="selll_logo.png"/>
+                    <pic:cNvPr id="0" name="selll_logo_clean.png"/>
                     <pic:cNvPicPr/>
                   </pic:nvPicPr>
                   <pic:blipFill>
@@ -44,7 +44,6 @@
     </w:p>
     <w:p>
       <w:pPr>
-        <w:spacing w:before="200"/>
         <w:jc w:val="center"/>
       </w:pPr>
       <w:r>
@@ -66,7 +65,7 @@
           <w:color w:val="E8B830"/>
           <w:sz w:val="22"/>
         </w:rPr>
-        <w:t>B2B Outbound Sales Intelligence &amp; SDR Services â€” SELLL.io</w:t>
+        <w:t>B2B Outbound Sales Intelligence &amp; SDR Services  |  SELLL.io</w:t>
       </w:r>
     </w:p>
     <w:p>
@@ -79,7 +78,7 @@
           <w:color w:val="888888"/>
           <w:sz w:val="18"/>
         </w:rPr>
-        <w:t>Generated: June 2026  |  Confidential â€” Investor &amp; Strategy Use</w:t>
+        <w:t>Generated: June 2026  |  Confidential - Investor &amp; Strategy Use</w:t>
       </w:r>
     </w:p>
     <w:p/>
@@ -109,7 +108,7 @@
           <w:color w:val="1A1A2E"/>
           <w:sz w:val="20"/>
         </w:rPr>
-        <w:t>SELLL operates at the intersection of three converging markets: B2B outsourced sales development ($4.8B), AI-powered sales tools ($6.2B), and GTM consulting/agency services ($18B+). The narrow TAM â€” companies that would pay a recurring retainer for signal-triggered outbound intelligence â€” is $4.8B globally, growing at 10.3% CAGR to $8.9B by 2030.</w:t>
+        <w:t>SELLL operates at the intersection of three converging markets: B2B outsourced sales development ($4.8B), AI-powered sales tools ($6.2B), and GTM consulting/agency services ($18B+). The narrow TAM is $4.8B globally, growing at 10.3% CAGR to $8.9B by 2030.</w:t>
       </w:r>
     </w:p>
     <w:p>
@@ -122,7 +121,7 @@
           <w:color w:val="1A1A2E"/>
           <w:sz w:val="20"/>
         </w:rPr>
-        <w:t>The Serviceable Addressable Market (SELLL's geographic + segment window) is $1.68B. SELLL's differentiated positioning in the signal-intelligence white space represents an estimated $450Mâ€“$750M sub-segment where no competitor currently holds dominant share.</w:t>
+        <w:t>The Serviceable Addressable Market (SELLL's geographic + segment window) is $1.68B. SELLL's signal-intelligence positioning occupies a white space estimated at $450M-$750M where no competitor currently holds dominant share.</w:t>
       </w:r>
     </w:p>
     <w:p>
@@ -135,7 +134,7 @@
           <w:color w:val="1A1A2E"/>
           <w:sz w:val="20"/>
         </w:rPr>
-        <w:t>The Serviceable Obtainable Market (SOM) â€” what SELLL can realistically capture â€” is $3.4M ARR (Year 1) â†’ $15.3M ARR (Year 3) â†’ $42M ARR (Year 5), representing 0.2â€“2.5% of SAM.</w:t>
+        <w:t>The Serviceable Obtainable Market: $1.68M ARR (Year 1) -&gt; $15.3M ARR (Year 3) -&gt; $42M ARR (Year 5), representing 0.1-2.5% of SAM.</w:t>
       </w:r>
     </w:p>
     <w:tbl>
@@ -246,7 +245,7 @@
                 <w:color w:val="1A1A2E"/>
                 <w:sz w:val="18"/>
               </w:rPr>
-              <w:t>TAM</w:t>
+              <w:t>TAM (narrow)</w:t>
             </w:r>
           </w:p>
         </w:tc>
@@ -410,7 +409,7 @@
                 <w:color w:val="1A1A2E"/>
                 <w:sz w:val="18"/>
               </w:rPr>
-              <w:t>2024â€“2030</w:t>
+              <w:t>2024-2030</w:t>
             </w:r>
           </w:p>
         </w:tc>
@@ -426,7 +425,7 @@
                 <w:color w:val="1A1A2E"/>
                 <w:sz w:val="18"/>
               </w:rPr>
-              <w:t>Driven by AI adoption + hiring cost inflation</w:t>
+              <w:t>Driven by AI adoption + SDR hiring cost inflation</w:t>
             </w:r>
           </w:p>
         </w:tc>
@@ -492,7 +491,7 @@
                 <w:color w:val="1A1A2E"/>
                 <w:sz w:val="18"/>
               </w:rPr>
-              <w:t>US / UK / CA / AUS Â· 10â€“200 employees Â· B2B Â· $3K+/mo budget</w:t>
+              <w:t>US/UK/CA/AUS - 10-200 employees - B2B - $3K+/mo budget</w:t>
             </w:r>
           </w:p>
         </w:tc>
@@ -510,7 +509,7 @@
                 <w:color w:val="1A1A2E"/>
                 <w:sz w:val="18"/>
               </w:rPr>
-              <w:t>Signal-intelligence sub-segment</w:t>
+              <w:t>Signal-intelligence white space</w:t>
             </w:r>
           </w:p>
         </w:tc>
@@ -526,7 +525,7 @@
                 <w:color w:val="1A1A2E"/>
                 <w:sz w:val="18"/>
               </w:rPr>
-              <w:t>$450Mâ€“$750M</w:t>
+              <w:t>$450M-$750M</w:t>
             </w:r>
           </w:p>
         </w:tc>
@@ -558,7 +557,7 @@
                 <w:color w:val="1A1A2E"/>
                 <w:sz w:val="18"/>
               </w:rPr>
-              <w:t>SELLL's white-space â€” no dominant player</w:t>
+              <w:t>SELLL's category - no dominant player</w:t>
             </w:r>
           </w:p>
         </w:tc>
@@ -592,7 +591,7 @@
                 <w:color w:val="1A1A2E"/>
                 <w:sz w:val="18"/>
               </w:rPr>
-              <w:t>$3.4M ARR</w:t>
+              <w:t>$1.68M ARR</w:t>
             </w:r>
           </w:p>
         </w:tc>
@@ -608,7 +607,7 @@
                 <w:color w:val="1A1A2E"/>
                 <w:sz w:val="18"/>
               </w:rPr>
-              <w:t>2025</w:t>
+              <w:t>EOY 2025</w:t>
             </w:r>
           </w:p>
         </w:tc>
@@ -624,7 +623,7 @@
                 <w:color w:val="1A1A2E"/>
                 <w:sz w:val="18"/>
               </w:rPr>
-              <w:t>20â€“25 clients at avg $14K/mo ACV</w:t>
+              <w:t>20 clients at avg $7K/mo</w:t>
             </w:r>
           </w:p>
         </w:tc>
@@ -674,7 +673,7 @@
                 <w:color w:val="1A1A2E"/>
                 <w:sz w:val="18"/>
               </w:rPr>
-              <w:t>2027</w:t>
+              <w:t>EOY 2027</w:t>
             </w:r>
           </w:p>
         </w:tc>
@@ -690,7 +689,7 @@
                 <w:color w:val="1A1A2E"/>
                 <w:sz w:val="18"/>
               </w:rPr>
-              <w:t>~130 clients at avg $9,800/mo ACV</w:t>
+              <w:t>~130 clients at avg $9,800/mo</w:t>
             </w:r>
           </w:p>
         </w:tc>
@@ -724,7 +723,7 @@
                 <w:color w:val="1A1A2E"/>
                 <w:sz w:val="18"/>
               </w:rPr>
-              <w:t>$42M ARR</w:t>
+              <w:t>$42.0M ARR</w:t>
             </w:r>
           </w:p>
         </w:tc>
@@ -740,7 +739,7 @@
                 <w:color w:val="1A1A2E"/>
                 <w:sz w:val="18"/>
               </w:rPr>
-              <w:t>2029</w:t>
+              <w:t>EOY 2029</w:t>
             </w:r>
           </w:p>
         </w:tc>
@@ -756,7 +755,7 @@
                 <w:color w:val="1A1A2E"/>
                 <w:sz w:val="18"/>
               </w:rPr>
-              <w:t>~330 clients at avg $10,600/mo ACV</w:t>
+              <w:t>~330 clients at avg $10,600/mo</w:t>
             </w:r>
           </w:p>
         </w:tc>
@@ -789,12 +788,12 @@
           <w:color w:val="1A1A2E"/>
           <w:sz w:val="20"/>
         </w:rPr>
-        <w:t>SELLL sits in the B2B outsourced outbound sales development market, defined as: recurring retainer services delivered to B2B companies where the provider owns the prospecting, sequencing, signal intelligence, and pipeline generation motion.</w:t>
+        <w:t>SELLL sits in the B2B outsourced outbound sales development market, defined as: recurring retainer services where the provider owns the prospecting, sequencing, signal intelligence, and pipeline generation motion for the client.</w:t>
       </w:r>
     </w:p>
     <w:p>
       <w:pPr>
-        <w:spacing w:before="200" w:after="100"/>
+        <w:spacing w:before="200" w:after="80"/>
       </w:pPr>
       <w:r>
         <w:rPr>
@@ -961,7 +960,7 @@
                 <w:color w:val="1A1A2E"/>
                 <w:sz w:val="18"/>
               </w:rPr>
-              <w:t>Primary market â€” direct competition</w:t>
+              <w:t>Primary market - direct competition</w:t>
             </w:r>
           </w:p>
         </w:tc>
@@ -995,7 +994,7 @@
                 <w:color w:val="1A1A2E"/>
                 <w:sz w:val="18"/>
               </w:rPr>
-              <w:t>AI sales tools (sequence automation, enrichment)</w:t>
+              <w:t>AI sales tools (automation, enrichment)</w:t>
             </w:r>
           </w:p>
         </w:tc>
@@ -1027,7 +1026,7 @@
                 <w:color w:val="1A1A2E"/>
                 <w:sz w:val="18"/>
               </w:rPr>
-              <w:t>Tooling layer below SELLL's intelligence layer</w:t>
+              <w:t>Tooling layer SELLL orchestrates above</w:t>
             </w:r>
           </w:p>
         </w:tc>
@@ -1061,7 +1060,7 @@
                 <w:color w:val="1A1A2E"/>
                 <w:sz w:val="18"/>
               </w:rPr>
-              <w:t>GTM consulting / fractional CRO / revenue agencies</w:t>
+              <w:t>GTM consulting / fractional CRO / agencies</w:t>
             </w:r>
           </w:p>
         </w:tc>
@@ -1093,7 +1092,7 @@
                 <w:color w:val="1A1A2E"/>
                 <w:sz w:val="18"/>
               </w:rPr>
-              <w:t>Partial overlap â€” premium segment</w:t>
+              <w:t>Partial overlap - premium segment</w:t>
             </w:r>
           </w:p>
         </w:tc>
@@ -1127,7 +1126,7 @@
                 <w:color w:val="1A1A2E"/>
                 <w:sz w:val="18"/>
               </w:rPr>
-              <w:t>AI-powered outbound orchestration (signal-triggered)</w:t>
+              <w:t>AI signal-triggered outbound intelligence</w:t>
             </w:r>
           </w:p>
         </w:tc>
@@ -1159,7 +1158,7 @@
                 <w:color w:val="1A1A2E"/>
                 <w:sz w:val="18"/>
               </w:rPr>
-              <w:t>SELLL's specific white space â€” underdeveloped</w:t>
+              <w:t>SELLL's specific white space - underdeveloped</w:t>
             </w:r>
           </w:p>
         </w:tc>
@@ -1168,7 +1167,7 @@
     <w:p/>
     <w:p>
       <w:pPr>
-        <w:spacing w:before="200" w:after="100"/>
+        <w:spacing w:before="200" w:after="80"/>
       </w:pPr>
       <w:r>
         <w:rPr>
@@ -1189,7 +1188,7 @@
           <w:color w:val="1A1A2E"/>
           <w:sz w:val="20"/>
         </w:rPr>
-        <w:t>Apollo, Instantly, Lemlist = email execution tools. They send sequences. They do not decide WHO to send to or WHEN based on real-time trigger events.</w:t>
+        <w:t>Apollo / Instantly / Lemlist = email execution. They send sequences. They do not decide WHO to send to or WHEN based on real-time trigger events.</w:t>
       </w:r>
     </w:p>
     <w:p>
@@ -1202,7 +1201,7 @@
           <w:color w:val="1A1A2E"/>
           <w:sz w:val="20"/>
         </w:rPr>
-        <w:t>Agencies (ColdIQ, Kalungi, Belkins) = human-built outbound. They write good emails. They do not monitor the market for the 5 buying signals SELLL tracks.</w:t>
+        <w:t>Agencies (ColdIQ, Kalungi, Belkins) = human-built outbound. They write good emails. They do not monitor the market for buying signals in real time.</w:t>
       </w:r>
     </w:p>
     <w:p>
@@ -1228,7 +1227,7 @@
           <w:color w:val="1A1A2E"/>
           <w:sz w:val="20"/>
         </w:rPr>
-        <w:t>SELLL = the only model that combines signal intelligence + automated sequencing + ongoing system ownership under one retainer.</w:t>
+        <w:t>SELLL = the only model combining signal intelligence + automated sequencing + ongoing system ownership under one retainer.</w:t>
       </w:r>
     </w:p>
     <w:p>
@@ -1244,12 +1243,12 @@
           <w:color w:val="E8B830"/>
           <w:sz w:val="24"/>
         </w:rPr>
-        <w:t>3. TAM Â€” TOTAL ADDRESSABLE MARKET</w:t>
+        <w:t>3. TAM - TOTAL ADDRESSABLE MARKET</w:t>
       </w:r>
     </w:p>
     <w:p>
       <w:pPr>
-        <w:spacing w:before="200" w:after="100"/>
+        <w:spacing w:before="200" w:after="80"/>
       </w:pPr>
       <w:r>
         <w:rPr>
@@ -1392,7 +1391,7 @@
                 <w:color w:val="1A1A2E"/>
                 <w:sz w:val="18"/>
               </w:rPr>
-              <w:t>â€”</w:t>
+              <w:t>-</w:t>
             </w:r>
           </w:p>
         </w:tc>
@@ -1510,7 +1509,7 @@
                 <w:color w:val="1A1A2E"/>
                 <w:sz w:val="18"/>
               </w:rPr>
-              <w:t>2025</w:t>
+              <w:t>2025 (est.)</w:t>
             </w:r>
           </w:p>
         </w:tc>
@@ -1526,7 +1525,7 @@
                 <w:color w:val="1A1A2E"/>
                 <w:sz w:val="18"/>
               </w:rPr>
-              <w:t>$5.3B (est.)</w:t>
+              <w:t>$5.3B</w:t>
             </w:r>
           </w:p>
         </w:tc>
@@ -1542,7 +1541,7 @@
                 <w:color w:val="1A1A2E"/>
                 <w:sz w:val="18"/>
               </w:rPr>
-              <w:t>~10%</w:t>
+              <w:t>~10.2%</w:t>
             </w:r>
           </w:p>
         </w:tc>
@@ -1560,7 +1559,7 @@
                 <w:color w:val="1A1A2E"/>
                 <w:sz w:val="18"/>
               </w:rPr>
-              <w:t>2026</w:t>
+              <w:t>2026 (est.)</w:t>
             </w:r>
           </w:p>
         </w:tc>
@@ -1576,7 +1575,7 @@
                 <w:color w:val="1A1A2E"/>
                 <w:sz w:val="18"/>
               </w:rPr>
-              <w:t>$5.85B (est.)</w:t>
+              <w:t>$5.85B</w:t>
             </w:r>
           </w:p>
         </w:tc>
@@ -1610,7 +1609,7 @@
                 <w:color w:val="1A1A2E"/>
                 <w:sz w:val="18"/>
               </w:rPr>
-              <w:t>2028</w:t>
+              <w:t>2028 (est.)</w:t>
             </w:r>
           </w:p>
         </w:tc>
@@ -1626,7 +1625,7 @@
                 <w:color w:val="1A1A2E"/>
                 <w:sz w:val="18"/>
               </w:rPr>
-              <w:t>$7.1B (est.)</w:t>
+              <w:t>$7.1B</w:t>
             </w:r>
           </w:p>
         </w:tc>
@@ -1660,7 +1659,7 @@
                 <w:color w:val="1A1A2E"/>
                 <w:sz w:val="18"/>
               </w:rPr>
-              <w:t>2030</w:t>
+              <w:t>2030 (est.)</w:t>
             </w:r>
           </w:p>
         </w:tc>
@@ -1676,7 +1675,7 @@
                 <w:color w:val="1A1A2E"/>
                 <w:sz w:val="18"/>
               </w:rPr>
-              <w:t>$8.9B (est.)</w:t>
+              <w:t>$8.9B</w:t>
             </w:r>
           </w:p>
         </w:tc>
@@ -1701,20 +1700,7 @@
     <w:p/>
     <w:p>
       <w:pPr>
-        <w:spacing w:after="100"/>
-      </w:pPr>
-      <w:r>
-        <w:rPr>
-          <w:i w:val="0"/>
-          <w:color w:val="1A1A2E"/>
-          <w:sz w:val="20"/>
-        </w:rPr>
-        <w:t>Growth drivers: AI adoption reducing per-unit cost, SDR hiring costs rising ($120K+ OTE), remote work normalising global delivery, post-COVID demand for outbound after inbound plateau.</w:t>
-      </w:r>
-    </w:p>
-    <w:p>
-      <w:pPr>
-        <w:spacing w:before="200" w:after="100"/>
+        <w:spacing w:before="200" w:after="80"/>
       </w:pPr>
       <w:r>
         <w:rPr>
@@ -1722,7 +1708,7 @@
           <w:color w:val="1A1A2E"/>
           <w:sz w:val="21"/>
         </w:rPr>
-        <w:t>Bottom-Up Approach (US primary market)</w:t>
+        <w:t>Bottom-Up Approach (US Primary Market)</w:t>
       </w:r>
     </w:p>
     <w:tbl>
@@ -1862,7 +1848,7 @@
                 <w:color w:val="1A1A2E"/>
                 <w:sz w:val="18"/>
               </w:rPr>
-              <w:t>10â€“200 employees</w:t>
+              <w:t>10-200 employees</w:t>
             </w:r>
           </w:p>
         </w:tc>
@@ -1912,7 +1898,7 @@
                 <w:color w:val="1A1A2E"/>
                 <w:sz w:val="18"/>
               </w:rPr>
-              <w:t>B2B product/service with outbound-compatible model</w:t>
+              <w:t>B2B with outbound-compatible model</w:t>
             </w:r>
           </w:p>
         </w:tc>
@@ -1944,7 +1930,7 @@
                 <w:color w:val="1A1A2E"/>
                 <w:sz w:val="18"/>
               </w:rPr>
-              <w:t>~40% of 10â€“200 band</w:t>
+              <w:t>~40% of 10-200 band</w:t>
             </w:r>
           </w:p>
         </w:tc>
@@ -1962,7 +1948,7 @@
                 <w:color w:val="1A1A2E"/>
                 <w:sz w:val="18"/>
               </w:rPr>
-              <w:t>ACV &gt; $5K (outbound CAC justifiable)</w:t>
+              <w:t>ACV &gt;$5K (outbound CAC justifiable)</w:t>
             </w:r>
           </w:p>
         </w:tc>
@@ -1978,7 +1964,7 @@
                 <w:color w:val="1A1A2E"/>
                 <w:sz w:val="18"/>
               </w:rPr>
-              <w:t>~115,000</w:t>
+              <w:t>~115,200</w:t>
             </w:r>
           </w:p>
         </w:tc>
@@ -2012,7 +1998,7 @@
                 <w:color w:val="1A1A2E"/>
                 <w:sz w:val="18"/>
               </w:rPr>
-              <w:t>No full in-house SDR team or enterprise RevOps stack</w:t>
+              <w:t>No full in-house SDR or enterprise RevOps</w:t>
             </w:r>
           </w:p>
         </w:tc>
@@ -2028,7 +2014,7 @@
                 <w:color w:val="1A1A2E"/>
                 <w:sz w:val="18"/>
               </w:rPr>
-              <w:t>~69,000</w:t>
+              <w:t>~69,120</w:t>
             </w:r>
           </w:p>
         </w:tc>
@@ -2078,7 +2064,7 @@
                 <w:color w:val="1A1A2E"/>
                 <w:sz w:val="18"/>
               </w:rPr>
-              <w:t>~34,500</w:t>
+              <w:t>~34,560</w:t>
             </w:r>
           </w:p>
         </w:tc>
@@ -2144,7 +2130,7 @@
                 <w:color w:val="1A1A2E"/>
                 <w:sz w:val="18"/>
               </w:rPr>
-              <w:t>â€”</w:t>
+              <w:t>-</w:t>
             </w:r>
           </w:p>
         </w:tc>
@@ -2161,20 +2147,7 @@
           <w:color w:val="1A1A2E"/>
           <w:sz w:val="20"/>
         </w:rPr>
-        <w:t>At average annual contract of $84K (SELLL's midpoint): 34,500 Ã— $84K = $2.9B US-only bottom-up TAM</w:t>
-      </w:r>
-    </w:p>
-    <w:p>
-      <w:pPr>
-        <w:spacing w:after="100"/>
-      </w:pPr>
-      <w:r>
-        <w:rPr>
-          <w:i w:val="0"/>
-          <w:color w:val="1A1A2E"/>
-          <w:sz w:val="20"/>
-        </w:rPr>
-        <w:t>UK/CA/AUS adds ~65% volume of US: ~$1.9B additional. Combined English-market bottom-up TAM: ~$4.8B â€” confirms top-down figure.</w:t>
+        <w:t>34,500 x $84K avg ACV = $2.9B US-only bottom-up TAM. UK/CA/AUS adds ~65% of US volume (~$1.9B). Combined English-market bottom-up TAM: ~$4.8B - confirms top-down figure.</w:t>
       </w:r>
     </w:p>
     <w:p>
@@ -2190,20 +2163,7 @@
           <w:color w:val="E8B830"/>
           <w:sz w:val="24"/>
         </w:rPr>
-        <w:t>4. SAM Â€” SERVICEABLE ADDRESSABLE MARKET</w:t>
-      </w:r>
-    </w:p>
-    <w:p>
-      <w:pPr>
-        <w:spacing w:after="100"/>
-      </w:pPr>
-      <w:r>
-        <w:rPr>
-          <w:i w:val="0"/>
-          <w:color w:val="1A1A2E"/>
-          <w:sz w:val="20"/>
-        </w:rPr>
-        <w:t>SAM is the portion of the TAM that SELLL can address given its current product, pricing, geography, and go-to-market motion.</w:t>
+        <w:t>4. SAM - SERVICEABLE ADDRESSABLE MARKET</w:t>
       </w:r>
     </w:p>
     <w:tbl>
@@ -2255,7 +2215,7 @@
                 <w:color w:val="FFFFFF"/>
                 <w:sz w:val="18"/>
               </w:rPr>
-              <w:t>Reduction</w:t>
+              <w:t>Reduction Factor</w:t>
             </w:r>
           </w:p>
         </w:tc>
@@ -2309,7 +2269,7 @@
                 <w:color w:val="1A1A2E"/>
                 <w:sz w:val="18"/>
               </w:rPr>
-              <w:t>~35% of global TAM</w:t>
+              <w:t>35% of global TAM</w:t>
             </w:r>
           </w:p>
         </w:tc>
@@ -2325,7 +2285,7 @@
                 <w:color w:val="1A1A2E"/>
                 <w:sz w:val="18"/>
               </w:rPr>
-              <w:t>SELLL sequences are English-native; sequences don't translate 1:1</w:t>
+              <w:t>Sequences are English-native; culture-specific personalisation</w:t>
             </w:r>
           </w:p>
         </w:tc>
@@ -2343,7 +2303,7 @@
                 <w:color w:val="1A1A2E"/>
                 <w:sz w:val="18"/>
               </w:rPr>
-              <w:t>Segment fit (10â€“200 employees, B2B)</w:t>
+              <w:t>Segment fit (10-200 employees, B2B)</w:t>
             </w:r>
           </w:p>
         </w:tc>
@@ -2359,7 +2319,7 @@
                 <w:color w:val="1A1A2E"/>
                 <w:sz w:val="18"/>
               </w:rPr>
-              <w:t>~60% of geographic subset</w:t>
+              <w:t>60% of geographic subset</w:t>
             </w:r>
           </w:p>
         </w:tc>
@@ -2375,7 +2335,7 @@
                 <w:color w:val="1A1A2E"/>
                 <w:sz w:val="18"/>
               </w:rPr>
-              <w:t>Minimum budget + maximum buying speed</w:t>
+              <w:t>Minimum budget + maximum buying speed window</w:t>
             </w:r>
           </w:p>
         </w:tc>
@@ -2393,7 +2353,7 @@
                 <w:color w:val="1A1A2E"/>
                 <w:sz w:val="18"/>
               </w:rPr>
-              <w:t>Pricing fit ($3Kâ€“$15K/month retainer)</w:t>
+              <w:t>Pricing fit ($3K-$15K/month retainer)</w:t>
             </w:r>
           </w:p>
         </w:tc>
@@ -2409,7 +2369,7 @@
                 <w:color w:val="1A1A2E"/>
                 <w:sz w:val="18"/>
               </w:rPr>
-              <w:t>~55% of segment fit</w:t>
+              <w:t>55% of segment fit</w:t>
             </w:r>
           </w:p>
         </w:tc>
@@ -2425,7 +2385,7 @@
                 <w:color w:val="1A1A2E"/>
                 <w:sz w:val="18"/>
               </w:rPr>
-              <w:t>Companies with budget above $36K/year for outbound</w:t>
+              <w:t>Companies budgeting &gt;$36K/year for outbound</w:t>
             </w:r>
           </w:p>
         </w:tc>
@@ -2459,7 +2419,7 @@
                 <w:color w:val="1A1A2E"/>
                 <w:sz w:val="18"/>
               </w:rPr>
-              <w:t>~70% of pricing fit</w:t>
+              <w:t>70% of pricing fit</w:t>
             </w:r>
           </w:p>
         </w:tc>
@@ -2475,7 +2435,7 @@
                 <w:color w:val="1A1A2E"/>
                 <w:sz w:val="18"/>
               </w:rPr>
-              <w:t>Leaves out Salesforce+Outreach stack companies</w:t>
+              <w:t>Excludes Salesforce+Outreach+internal team companies</w:t>
             </w:r>
           </w:p>
         </w:tc>
@@ -2492,25 +2452,12 @@
           <w:color w:val="1A1A2E"/>
           <w:sz w:val="20"/>
         </w:rPr>
-        <w:t>SAM calculation: $4.8B Ã— 35% Ã— 60% Ã— 55% Ã— 70% = $387M (conservative) â†’ with broader GTM services TAM ($18B): $18B Ã— 35% Ã— 60% Ã— 55% Ã— 70% = $1.45B</w:t>
+        <w:t>SAM: $4.8B x 35% x 60% x 55% x 70% = $387M (narrow). Blended with GTM services TAM ($18B): $1.68B.</w:t>
       </w:r>
     </w:p>
     <w:p>
       <w:pPr>
-        <w:spacing w:after="100"/>
-      </w:pPr>
-      <w:r>
-        <w:rPr>
-          <w:i w:val="0"/>
-          <w:color w:val="1A1A2E"/>
-          <w:sz w:val="20"/>
-        </w:rPr>
-        <w:t>Using blended figure: SAM = $1.68B (mid-point, weighted to outsourced SDR services + GTM agencies)</w:t>
-      </w:r>
-    </w:p>
-    <w:p>
-      <w:pPr>
-        <w:spacing w:before="200" w:after="100"/>
+        <w:spacing w:before="200" w:after="80"/>
       </w:pPr>
       <w:r>
         <w:rPr>
@@ -2650,7 +2597,7 @@
                 <w:color w:val="1A1A2E"/>
                 <w:sz w:val="18"/>
               </w:rPr>
-              <w:t>S1 Solo / 1â€“10</w:t>
+              <w:t>S1 Solo / 1-10</w:t>
             </w:r>
           </w:p>
         </w:tc>
@@ -2732,7 +2679,7 @@
                 <w:color w:val="1A1A2E"/>
                 <w:sz w:val="18"/>
               </w:rPr>
-              <w:t>S2 Growth / 10â€“50 (no sales)</w:t>
+              <w:t>S2 Growth / 10-50 (no sales)</w:t>
             </w:r>
           </w:p>
         </w:tc>
@@ -2814,7 +2761,7 @@
                 <w:color w:val="1A1A2E"/>
                 <w:sz w:val="18"/>
               </w:rPr>
-              <w:t>S3 SMB / 50â€“100</w:t>
+              <w:t>S3 SMB / 50-100</w:t>
             </w:r>
           </w:p>
         </w:tc>
@@ -2896,7 +2843,7 @@
                 <w:color w:val="1A1A2E"/>
                 <w:sz w:val="18"/>
               </w:rPr>
-              <w:t>S4 Mid-market / 100â€“200</w:t>
+              <w:t>S4 Mid-market / 100-200</w:t>
             </w:r>
           </w:p>
         </w:tc>
@@ -3051,7 +2998,7 @@
     <w:p/>
     <w:p>
       <w:pPr>
-        <w:spacing w:before="200" w:after="100"/>
+        <w:spacing w:before="200" w:after="80"/>
       </w:pPr>
       <w:r>
         <w:rPr>
@@ -3425,7 +3372,7 @@
     <w:p/>
     <w:p>
       <w:pPr>
-        <w:spacing w:before="200" w:after="100"/>
+        <w:spacing w:before="200" w:after="80"/>
       </w:pPr>
       <w:r>
         <w:rPr>
@@ -3592,7 +3539,7 @@
                 <w:color w:val="1A1A2E"/>
                 <w:sz w:val="18"/>
               </w:rPr>
-              <w:t>Highest pipeline awareness; monthly budget cadence; referral ceiling clear</w:t>
+              <w:t>Highest pipeline awareness; monthly budget; referral ceiling obvious</w:t>
             </w:r>
           </w:p>
         </w:tc>
@@ -3790,7 +3737,7 @@
                 <w:color w:val="1A1A2E"/>
                 <w:sz w:val="18"/>
               </w:rPr>
-              <w:t>Know what good looks like; most motivated buyer segment</w:t>
+              <w:t>Know what good looks like; most motivated buyer</w:t>
             </w:r>
           </w:p>
         </w:tc>
@@ -3856,7 +3803,7 @@
                 <w:color w:val="1A1A2E"/>
                 <w:sz w:val="18"/>
               </w:rPr>
-              <w:t>Higher ACV but longer cycles; secondary vertical</w:t>
+              <w:t>Higher ACV; longer cycles; secondary vertical</w:t>
             </w:r>
           </w:p>
         </w:tc>
@@ -3876,7 +3823,7 @@
           <w:color w:val="E8B830"/>
           <w:sz w:val="24"/>
         </w:rPr>
-        <w:t>5. SOM Â€” SERVICEABLE OBTAINABLE MARKET (3-YEAR PROJECTION)</w:t>
+        <w:t>5. SOM - SERVICEABLE OBTAINABLE MARKET (5-YEAR)</w:t>
       </w:r>
     </w:p>
     <w:p>
@@ -3889,7 +3836,7 @@
           <w:color w:val="1A1A2E"/>
           <w:sz w:val="20"/>
         </w:rPr>
-        <w:t>SOM = what SELLL can realistically capture given team size, sales velocity, and GTM constraints. Assumptions: Aaron (founder) handles all sales in Year 1; first sales hire in Year 2; second hire in Year 3. Churn rate: 12% annually. Upsell rate: 15% of base annually.</w:t>
+        <w:t>Assumptions: Aaron handles all sales in Year 1. First sales hire Month 13. Second hire Month 25. Annual churn: 12%. Upsell: 15% of clients/year. Referral mix: 20% (Y1) -&gt; 35% (Y2) -&gt; 45% (Y3).</w:t>
       </w:r>
     </w:p>
     <w:tbl>
@@ -4450,7 +4397,7 @@
                 <w:color w:val="1A1A2E"/>
                 <w:sz w:val="18"/>
               </w:rPr>
-              <w:t>â€”</w:t>
+              <w:t>-</w:t>
             </w:r>
           </w:p>
         </w:tc>
@@ -4548,7 +4495,7 @@
                 <w:color w:val="1A1A2E"/>
                 <w:sz w:val="18"/>
               </w:rPr>
-              <w:t>â€”</w:t>
+              <w:t>-</w:t>
             </w:r>
           </w:p>
         </w:tc>
@@ -4646,7 +4593,7 @@
                 <w:color w:val="1A1A2E"/>
                 <w:sz w:val="18"/>
               </w:rPr>
-              <w:t>â€”</w:t>
+              <w:t>-</w:t>
             </w:r>
           </w:p>
         </w:tc>
@@ -4728,7 +4675,7 @@
                 <w:color w:val="1A1A2E"/>
                 <w:sz w:val="18"/>
               </w:rPr>
-              <w:t>EOY 2029 (Y5)</w:t>
+              <w:t>EOY 2028 (Y4)</w:t>
             </w:r>
           </w:p>
         </w:tc>
@@ -4744,7 +4691,7 @@
                 <w:color w:val="1A1A2E"/>
                 <w:sz w:val="18"/>
               </w:rPr>
-              <w:t>â€”</w:t>
+              <w:t>-</w:t>
             </w:r>
           </w:p>
         </w:tc>
@@ -4760,7 +4707,7 @@
                 <w:color w:val="1A1A2E"/>
                 <w:sz w:val="18"/>
               </w:rPr>
-              <w:t>330</w:t>
+              <w:t>220</w:t>
             </w:r>
           </w:p>
         </w:tc>
@@ -4776,7 +4723,7 @@
                 <w:color w:val="1A1A2E"/>
                 <w:sz w:val="18"/>
               </w:rPr>
-              <w:t>$10,600 avg</w:t>
+              <w:t>$10,200 avg</w:t>
             </w:r>
           </w:p>
         </w:tc>
@@ -4792,7 +4739,7 @@
                 <w:color w:val="1A1A2E"/>
                 <w:sz w:val="18"/>
               </w:rPr>
-              <w:t>$42.0M ARR</w:t>
+              <w:t>$26.9M ARR</w:t>
             </w:r>
           </w:p>
         </w:tc>
@@ -4800,6 +4747,104 @@
           <w:tcPr>
             <w:tcW w:type="dxa" w:w="1152"/>
             <w:shd w:val="clear" w:color="auto" w:fill="FFFFFF"/>
+          </w:tcPr>
+          <w:p>
+            <w:r/>
+            <w:r>
+              <w:rPr>
+                <w:color w:val="1A1A2E"/>
+                <w:sz w:val="18"/>
+              </w:rPr>
+              <w:t>1.60%</w:t>
+            </w:r>
+          </w:p>
+        </w:tc>
+      </w:tr>
+      <w:tr>
+        <w:tc>
+          <w:tcPr>
+            <w:tcW w:type="dxa" w:w="2160"/>
+            <w:shd w:val="clear" w:color="auto" w:fill="FAF6E9"/>
+          </w:tcPr>
+          <w:p>
+            <w:r/>
+            <w:r>
+              <w:rPr>
+                <w:color w:val="1A1A2E"/>
+                <w:sz w:val="18"/>
+              </w:rPr>
+              <w:t>EOY 2029 (Y5)</w:t>
+            </w:r>
+          </w:p>
+        </w:tc>
+        <w:tc>
+          <w:tcPr>
+            <w:tcW w:type="dxa" w:w="1440"/>
+            <w:shd w:val="clear" w:color="auto" w:fill="FAF6E9"/>
+          </w:tcPr>
+          <w:p>
+            <w:r/>
+            <w:r>
+              <w:rPr>
+                <w:color w:val="1A1A2E"/>
+                <w:sz w:val="18"/>
+              </w:rPr>
+              <w:t>-</w:t>
+            </w:r>
+          </w:p>
+        </w:tc>
+        <w:tc>
+          <w:tcPr>
+            <w:tcW w:type="dxa" w:w="1584"/>
+            <w:shd w:val="clear" w:color="auto" w:fill="FAF6E9"/>
+          </w:tcPr>
+          <w:p>
+            <w:r/>
+            <w:r>
+              <w:rPr>
+                <w:color w:val="1A1A2E"/>
+                <w:sz w:val="18"/>
+              </w:rPr>
+              <w:t>330</w:t>
+            </w:r>
+          </w:p>
+        </w:tc>
+        <w:tc>
+          <w:tcPr>
+            <w:tcW w:type="dxa" w:w="1872"/>
+            <w:shd w:val="clear" w:color="auto" w:fill="FAF6E9"/>
+          </w:tcPr>
+          <w:p>
+            <w:r/>
+            <w:r>
+              <w:rPr>
+                <w:color w:val="1A1A2E"/>
+                <w:sz w:val="18"/>
+              </w:rPr>
+              <w:t>$10,600 avg</w:t>
+            </w:r>
+          </w:p>
+        </w:tc>
+        <w:tc>
+          <w:tcPr>
+            <w:tcW w:type="dxa" w:w="1584"/>
+            <w:shd w:val="clear" w:color="auto" w:fill="FAF6E9"/>
+          </w:tcPr>
+          <w:p>
+            <w:r/>
+            <w:r>
+              <w:rPr>
+                <w:color w:val="1A1A2E"/>
+                <w:sz w:val="18"/>
+              </w:rPr>
+              <w:t>$42.0M ARR</w:t>
+            </w:r>
+          </w:p>
+        </w:tc>
+        <w:tc>
+          <w:tcPr>
+            <w:tcW w:type="dxa" w:w="1152"/>
+            <w:shd w:val="clear" w:color="auto" w:fill="FAF6E9"/>
           </w:tcPr>
           <w:p>
             <w:r/>
@@ -4817,7 +4862,7 @@
     <w:p/>
     <w:p>
       <w:pPr>
-        <w:spacing w:before="200" w:after="100"/>
+        <w:spacing w:before="200" w:after="80"/>
       </w:pPr>
       <w:r>
         <w:rPr>
@@ -4899,7 +4944,7 @@
                 <w:color w:val="FFFFFF"/>
                 <w:sz w:val="18"/>
               </w:rPr>
-              <w:t>Avg MRR</w:t>
+              <w:t>Avg. MRR</w:t>
             </w:r>
           </w:p>
         </w:tc>
@@ -4957,7 +5002,7 @@
                 <w:color w:val="1A1A2E"/>
                 <w:sz w:val="18"/>
               </w:rPr>
-              <w:t>S1 (1â€“10)</w:t>
+              <w:t>S1 (1-10)</w:t>
             </w:r>
           </w:p>
         </w:tc>
@@ -5039,7 +5084,7 @@
                 <w:color w:val="1A1A2E"/>
                 <w:sz w:val="18"/>
               </w:rPr>
-              <w:t>S2 (10â€“50)</w:t>
+              <w:t>S2 (10-50)</w:t>
             </w:r>
           </w:p>
         </w:tc>
@@ -5121,7 +5166,7 @@
                 <w:color w:val="1A1A2E"/>
                 <w:sz w:val="18"/>
               </w:rPr>
-              <w:t>S3 (50â€“100)</w:t>
+              <w:t>S3 (50-100)</w:t>
             </w:r>
           </w:p>
         </w:tc>
@@ -5203,7 +5248,7 @@
                 <w:color w:val="1A1A2E"/>
                 <w:sz w:val="18"/>
               </w:rPr>
-              <w:t>S4 (100â€“200)</w:t>
+              <w:t>S4 (100-200)</w:t>
             </w:r>
           </w:p>
         </w:tc>
@@ -5369,7 +5414,7 @@
           <w:color w:val="E8B830"/>
           <w:sz w:val="24"/>
         </w:rPr>
-        <w:t>6. COMPETITIVE LANDSCAPE &amp; MARKET SHARE</w:t>
+        <w:t>6. COMPETITIVE LANDSCAPE</w:t>
       </w:r>
     </w:p>
     <w:p>
@@ -5382,7 +5427,7 @@
           <w:color w:val="1A1A2E"/>
           <w:sz w:val="20"/>
         </w:rPr>
-        <w:t>The B2B outsourced outbound market is highly fragmented. No single player holds &gt;5% market share. The top 10 agencies combined account for an estimated $150Mâ€“$250M ARR â€” roughly 5% of TAM. This fragmentation is the market opportunity.</w:t>
+        <w:t>The B2B outsourced outbound market is highly fragmented. No single player holds &gt;5% market share. Top 10 agencies combined: estimated $150M-$250M ARR (roughly 5% of TAM). This fragmentation IS the market opportunity.</w:t>
       </w:r>
     </w:p>
     <w:tbl>
@@ -5442,7 +5487,7 @@
         </w:tc>
         <w:tc>
           <w:tcPr>
-            <w:tcW w:type="dxa" w:w="2016"/>
+            <w:tcW w:type="dxa" w:w="1872"/>
             <w:shd w:val="clear" w:color="auto" w:fill="1A1A2E"/>
           </w:tcPr>
           <w:p>
@@ -5456,13 +5501,13 @@
                 <w:color w:val="FFFFFF"/>
                 <w:sz w:val="18"/>
               </w:rPr>
-              <w:t>Target Segment</w:t>
-            </w:r>
-          </w:p>
-        </w:tc>
-        <w:tc>
-          <w:tcPr>
-            <w:tcW w:type="dxa" w:w="1584"/>
+              <w:t>Target</w:t>
+            </w:r>
+          </w:p>
+        </w:tc>
+        <w:tc>
+          <w:tcPr>
+            <w:tcW w:type="dxa" w:w="1440"/>
             <w:shd w:val="clear" w:color="auto" w:fill="1A1A2E"/>
           </w:tcPr>
           <w:p>
@@ -5496,7 +5541,7 @@
                 <w:color w:val="FFFFFF"/>
                 <w:sz w:val="18"/>
               </w:rPr>
-              <w:t>SELLL Displacement Path</w:t>
+              <w:t>SELLL Displacement</w:t>
             </w:r>
           </w:p>
         </w:tc>
@@ -5530,13 +5575,13 @@
                 <w:color w:val="1A1A2E"/>
                 <w:sz w:val="18"/>
               </w:rPr>
-              <w:t>$15Mâ€“$25M</w:t>
-            </w:r>
-          </w:p>
-        </w:tc>
-        <w:tc>
-          <w:tcPr>
-            <w:tcW w:type="dxa" w:w="2016"/>
+              <w:t>$15M-$25M</w:t>
+            </w:r>
+          </w:p>
+        </w:tc>
+        <w:tc>
+          <w:tcPr>
+            <w:tcW w:type="dxa" w:w="1872"/>
             <w:shd w:val="clear" w:color="auto" w:fill="FAF6E9"/>
           </w:tcPr>
           <w:p>
@@ -5546,7 +5591,139 @@
                 <w:color w:val="1A1A2E"/>
                 <w:sz w:val="18"/>
               </w:rPr>
-              <w:t>Series A+, AI-native teams</w:t>
+              <w:t>Series A+, AI-native</w:t>
+            </w:r>
+          </w:p>
+        </w:tc>
+        <w:tc>
+          <w:tcPr>
+            <w:tcW w:type="dxa" w:w="1440"/>
+            <w:shd w:val="clear" w:color="auto" w:fill="FAF6E9"/>
+          </w:tcPr>
+          <w:p>
+            <w:r/>
+            <w:r>
+              <w:rPr>
+                <w:color w:val="1A1A2E"/>
+                <w:sz w:val="18"/>
+              </w:rPr>
+              <w:t>$8K-$15K/mo</w:t>
+            </w:r>
+          </w:p>
+        </w:tc>
+        <w:tc>
+          <w:tcPr>
+            <w:tcW w:type="dxa" w:w="2880"/>
+            <w:shd w:val="clear" w:color="auto" w:fill="FAF6E9"/>
+          </w:tcPr>
+          <w:p>
+            <w:r/>
+            <w:r>
+              <w:rPr>
+                <w:color w:val="1A1A2E"/>
+                <w:sz w:val="18"/>
+              </w:rPr>
+              <w:t>SELLL wins on signal intelligence - ColdIQ sends, SELLL decides who/when</w:t>
+            </w:r>
+          </w:p>
+        </w:tc>
+      </w:tr>
+      <w:tr>
+        <w:tc>
+          <w:tcPr>
+            <w:tcW w:type="dxa" w:w="1728"/>
+            <w:shd w:val="clear" w:color="auto" w:fill="FFFFFF"/>
+          </w:tcPr>
+          <w:p>
+            <w:r/>
+            <w:r>
+              <w:rPr>
+                <w:color w:val="1A1A2E"/>
+                <w:sz w:val="18"/>
+              </w:rPr>
+              <w:t>Kalungi</w:t>
+            </w:r>
+          </w:p>
+        </w:tc>
+        <w:tc>
+          <w:tcPr>
+            <w:tcW w:type="dxa" w:w="1584"/>
+            <w:shd w:val="clear" w:color="auto" w:fill="FFFFFF"/>
+          </w:tcPr>
+          <w:p>
+            <w:r/>
+            <w:r>
+              <w:rPr>
+                <w:color w:val="1A1A2E"/>
+                <w:sz w:val="18"/>
+              </w:rPr>
+              <w:t>$8M-$12M</w:t>
+            </w:r>
+          </w:p>
+        </w:tc>
+        <w:tc>
+          <w:tcPr>
+            <w:tcW w:type="dxa" w:w="1872"/>
+            <w:shd w:val="clear" w:color="auto" w:fill="FFFFFF"/>
+          </w:tcPr>
+          <w:p>
+            <w:r/>
+            <w:r>
+              <w:rPr>
+                <w:color w:val="1A1A2E"/>
+                <w:sz w:val="18"/>
+              </w:rPr>
+              <w:t>B2B SaaS only</w:t>
+            </w:r>
+          </w:p>
+        </w:tc>
+        <w:tc>
+          <w:tcPr>
+            <w:tcW w:type="dxa" w:w="1440"/>
+            <w:shd w:val="clear" w:color="auto" w:fill="FFFFFF"/>
+          </w:tcPr>
+          <w:p>
+            <w:r/>
+            <w:r>
+              <w:rPr>
+                <w:color w:val="1A1A2E"/>
+                <w:sz w:val="18"/>
+              </w:rPr>
+              <w:t>$15K-$40K/mo</w:t>
+            </w:r>
+          </w:p>
+        </w:tc>
+        <w:tc>
+          <w:tcPr>
+            <w:tcW w:type="dxa" w:w="2880"/>
+            <w:shd w:val="clear" w:color="auto" w:fill="FFFFFF"/>
+          </w:tcPr>
+          <w:p>
+            <w:r/>
+            <w:r>
+              <w:rPr>
+                <w:color w:val="1A1A2E"/>
+                <w:sz w:val="18"/>
+              </w:rPr>
+              <w:t>Lower cost, faster 90-day build, same intelligence depth</w:t>
+            </w:r>
+          </w:p>
+        </w:tc>
+      </w:tr>
+      <w:tr>
+        <w:tc>
+          <w:tcPr>
+            <w:tcW w:type="dxa" w:w="1728"/>
+            <w:shd w:val="clear" w:color="auto" w:fill="FAF6E9"/>
+          </w:tcPr>
+          <w:p>
+            <w:r/>
+            <w:r>
+              <w:rPr>
+                <w:color w:val="1A1A2E"/>
+                <w:sz w:val="18"/>
+              </w:rPr>
+              <w:t>Belkins</w:t>
             </w:r>
           </w:p>
         </w:tc>
@@ -5562,7 +5739,39 @@
                 <w:color w:val="1A1A2E"/>
                 <w:sz w:val="18"/>
               </w:rPr>
-              <w:t>$8Kâ€“$15K/mo</w:t>
+              <w:t>$20M-$30M</w:t>
+            </w:r>
+          </w:p>
+        </w:tc>
+        <w:tc>
+          <w:tcPr>
+            <w:tcW w:type="dxa" w:w="1872"/>
+            <w:shd w:val="clear" w:color="auto" w:fill="FAF6E9"/>
+          </w:tcPr>
+          <w:p>
+            <w:r/>
+            <w:r>
+              <w:rPr>
+                <w:color w:val="1A1A2E"/>
+                <w:sz w:val="18"/>
+              </w:rPr>
+              <w:t>Enterprise, multi-industry</w:t>
+            </w:r>
+          </w:p>
+        </w:tc>
+        <w:tc>
+          <w:tcPr>
+            <w:tcW w:type="dxa" w:w="1440"/>
+            <w:shd w:val="clear" w:color="auto" w:fill="FAF6E9"/>
+          </w:tcPr>
+          <w:p>
+            <w:r/>
+            <w:r>
+              <w:rPr>
+                <w:color w:val="1A1A2E"/>
+                <w:sz w:val="18"/>
+              </w:rPr>
+              <w:t>$5K-$12K/mo</w:t>
             </w:r>
           </w:p>
         </w:tc>
@@ -5578,7 +5787,7 @@
                 <w:color w:val="1A1A2E"/>
                 <w:sz w:val="18"/>
               </w:rPr>
-              <w:t>Wins on signal intelligence; ColdIQ sends, SELLL decides who to send to</w:t>
+              <w:t>SELLL wins on AI-native signal model; Belkins is manual research-based</w:t>
             </w:r>
           </w:p>
         </w:tc>
@@ -5596,7 +5805,7 @@
                 <w:color w:val="1A1A2E"/>
                 <w:sz w:val="18"/>
               </w:rPr>
-              <w:t>Kalungi</w:t>
+              <w:t>SaaSHero</w:t>
             </w:r>
           </w:p>
         </w:tc>
@@ -5612,13 +5821,13 @@
                 <w:color w:val="1A1A2E"/>
                 <w:sz w:val="18"/>
               </w:rPr>
-              <w:t>$8Mâ€“$12M</w:t>
-            </w:r>
-          </w:p>
-        </w:tc>
-        <w:tc>
-          <w:tcPr>
-            <w:tcW w:type="dxa" w:w="2016"/>
+              <w:t>$3M-$5M</w:t>
+            </w:r>
+          </w:p>
+        </w:tc>
+        <w:tc>
+          <w:tcPr>
+            <w:tcW w:type="dxa" w:w="1872"/>
             <w:shd w:val="clear" w:color="auto" w:fill="FFFFFF"/>
           </w:tcPr>
           <w:p>
@@ -5628,7 +5837,139 @@
                 <w:color w:val="1A1A2E"/>
                 <w:sz w:val="18"/>
               </w:rPr>
-              <w:t>B2B SaaS only</w:t>
+              <w:t>Early-stage SaaS</w:t>
+            </w:r>
+          </w:p>
+        </w:tc>
+        <w:tc>
+          <w:tcPr>
+            <w:tcW w:type="dxa" w:w="1440"/>
+            <w:shd w:val="clear" w:color="auto" w:fill="FFFFFF"/>
+          </w:tcPr>
+          <w:p>
+            <w:r/>
+            <w:r>
+              <w:rPr>
+                <w:color w:val="1A1A2E"/>
+                <w:sz w:val="18"/>
+              </w:rPr>
+              <w:t>$1,250/mo flat</w:t>
+            </w:r>
+          </w:p>
+        </w:tc>
+        <w:tc>
+          <w:tcPr>
+            <w:tcW w:type="dxa" w:w="2880"/>
+            <w:shd w:val="clear" w:color="auto" w:fill="FFFFFF"/>
+          </w:tcPr>
+          <w:p>
+            <w:r/>
+            <w:r>
+              <w:rPr>
+                <w:color w:val="1A1A2E"/>
+                <w:sz w:val="18"/>
+              </w:rPr>
+              <w:t>SELLL wins on build quality; price justified by ROI</w:t>
+            </w:r>
+          </w:p>
+        </w:tc>
+      </w:tr>
+      <w:tr>
+        <w:tc>
+          <w:tcPr>
+            <w:tcW w:type="dxa" w:w="1728"/>
+            <w:shd w:val="clear" w:color="auto" w:fill="FAF6E9"/>
+          </w:tcPr>
+          <w:p>
+            <w:r/>
+            <w:r>
+              <w:rPr>
+                <w:color w:val="1A1A2E"/>
+                <w:sz w:val="18"/>
+              </w:rPr>
+              <w:t>Pearl Lemon</w:t>
+            </w:r>
+          </w:p>
+        </w:tc>
+        <w:tc>
+          <w:tcPr>
+            <w:tcW w:type="dxa" w:w="1584"/>
+            <w:shd w:val="clear" w:color="auto" w:fill="FAF6E9"/>
+          </w:tcPr>
+          <w:p>
+            <w:r/>
+            <w:r>
+              <w:rPr>
+                <w:color w:val="1A1A2E"/>
+                <w:sz w:val="18"/>
+              </w:rPr>
+              <w:t>$5M-$8M</w:t>
+            </w:r>
+          </w:p>
+        </w:tc>
+        <w:tc>
+          <w:tcPr>
+            <w:tcW w:type="dxa" w:w="1872"/>
+            <w:shd w:val="clear" w:color="auto" w:fill="FAF6E9"/>
+          </w:tcPr>
+          <w:p>
+            <w:r/>
+            <w:r>
+              <w:rPr>
+                <w:color w:val="1A1A2E"/>
+                <w:sz w:val="18"/>
+              </w:rPr>
+              <w:t>UK-based, global</w:t>
+            </w:r>
+          </w:p>
+        </w:tc>
+        <w:tc>
+          <w:tcPr>
+            <w:tcW w:type="dxa" w:w="1440"/>
+            <w:shd w:val="clear" w:color="auto" w:fill="FAF6E9"/>
+          </w:tcPr>
+          <w:p>
+            <w:r/>
+            <w:r>
+              <w:rPr>
+                <w:color w:val="1A1A2E"/>
+                <w:sz w:val="18"/>
+              </w:rPr>
+              <w:t>$2K-$6K/mo</w:t>
+            </w:r>
+          </w:p>
+        </w:tc>
+        <w:tc>
+          <w:tcPr>
+            <w:tcW w:type="dxa" w:w="2880"/>
+            <w:shd w:val="clear" w:color="auto" w:fill="FAF6E9"/>
+          </w:tcPr>
+          <w:p>
+            <w:r/>
+            <w:r>
+              <w:rPr>
+                <w:color w:val="1A1A2E"/>
+                <w:sz w:val="18"/>
+              </w:rPr>
+              <w:t>SELLL wins on US market depth and intelligence layer</w:t>
+            </w:r>
+          </w:p>
+        </w:tc>
+      </w:tr>
+      <w:tr>
+        <w:tc>
+          <w:tcPr>
+            <w:tcW w:type="dxa" w:w="1728"/>
+            <w:shd w:val="clear" w:color="auto" w:fill="FFFFFF"/>
+          </w:tcPr>
+          <w:p>
+            <w:r/>
+            <w:r>
+              <w:rPr>
+                <w:color w:val="1A1A2E"/>
+                <w:sz w:val="18"/>
+              </w:rPr>
+              <w:t>In-house SDR</w:t>
             </w:r>
           </w:p>
         </w:tc>
@@ -5644,7 +5985,39 @@
                 <w:color w:val="1A1A2E"/>
                 <w:sz w:val="18"/>
               </w:rPr>
-              <w:t>$15Kâ€“$40K/mo</w:t>
+              <w:t>N/A</w:t>
+            </w:r>
+          </w:p>
+        </w:tc>
+        <w:tc>
+          <w:tcPr>
+            <w:tcW w:type="dxa" w:w="1872"/>
+            <w:shd w:val="clear" w:color="auto" w:fill="FFFFFF"/>
+          </w:tcPr>
+          <w:p>
+            <w:r/>
+            <w:r>
+              <w:rPr>
+                <w:color w:val="1A1A2E"/>
+                <w:sz w:val="18"/>
+              </w:rPr>
+              <w:t>All segments</w:t>
+            </w:r>
+          </w:p>
+        </w:tc>
+        <w:tc>
+          <w:tcPr>
+            <w:tcW w:type="dxa" w:w="1440"/>
+            <w:shd w:val="clear" w:color="auto" w:fill="FFFFFF"/>
+          </w:tcPr>
+          <w:p>
+            <w:r/>
+            <w:r>
+              <w:rPr>
+                <w:color w:val="1A1A2E"/>
+                <w:sz w:val="18"/>
+              </w:rPr>
+              <w:t>$110K-$150K OTE</w:t>
             </w:r>
           </w:p>
         </w:tc>
@@ -5660,367 +6033,13 @@
                 <w:color w:val="1A1A2E"/>
                 <w:sz w:val="18"/>
               </w:rPr>
-              <w:t>Lower cost, faster build, same intelligence layer</w:t>
-            </w:r>
-          </w:p>
-        </w:tc>
-      </w:tr>
-      <w:tr>
-        <w:tc>
-          <w:tcPr>
-            <w:tcW w:type="dxa" w:w="1728"/>
-            <w:shd w:val="clear" w:color="auto" w:fill="FAF6E9"/>
-          </w:tcPr>
-          <w:p>
-            <w:r/>
-            <w:r>
-              <w:rPr>
-                <w:color w:val="1A1A2E"/>
-                <w:sz w:val="18"/>
-              </w:rPr>
-              <w:t>Belkins</w:t>
-            </w:r>
-          </w:p>
-        </w:tc>
-        <w:tc>
-          <w:tcPr>
-            <w:tcW w:type="dxa" w:w="1584"/>
-            <w:shd w:val="clear" w:color="auto" w:fill="FAF6E9"/>
-          </w:tcPr>
-          <w:p>
-            <w:r/>
-            <w:r>
-              <w:rPr>
-                <w:color w:val="1A1A2E"/>
-                <w:sz w:val="18"/>
-              </w:rPr>
-              <w:t>$20Mâ€“$30M</w:t>
-            </w:r>
-          </w:p>
-        </w:tc>
-        <w:tc>
-          <w:tcPr>
-            <w:tcW w:type="dxa" w:w="2016"/>
-            <w:shd w:val="clear" w:color="auto" w:fill="FAF6E9"/>
-          </w:tcPr>
-          <w:p>
-            <w:r/>
-            <w:r>
-              <w:rPr>
-                <w:color w:val="1A1A2E"/>
-                <w:sz w:val="18"/>
-              </w:rPr>
-              <w:t>Enterprise, multi-industry</w:t>
-            </w:r>
-          </w:p>
-        </w:tc>
-        <w:tc>
-          <w:tcPr>
-            <w:tcW w:type="dxa" w:w="1584"/>
-            <w:shd w:val="clear" w:color="auto" w:fill="FAF6E9"/>
-          </w:tcPr>
-          <w:p>
-            <w:r/>
-            <w:r>
-              <w:rPr>
-                <w:color w:val="1A1A2E"/>
-                <w:sz w:val="18"/>
-              </w:rPr>
-              <w:t>$5Kâ€“$12K/mo</w:t>
-            </w:r>
-          </w:p>
-        </w:tc>
-        <w:tc>
-          <w:tcPr>
-            <w:tcW w:type="dxa" w:w="2880"/>
-            <w:shd w:val="clear" w:color="auto" w:fill="FAF6E9"/>
-          </w:tcPr>
-          <w:p>
-            <w:r/>
-            <w:r>
-              <w:rPr>
-                <w:color w:val="1A1A2E"/>
-                <w:sz w:val="18"/>
-              </w:rPr>
-              <w:t>SELLL wins on AI-native signal model; Belkins is manual research-based</w:t>
-            </w:r>
-          </w:p>
-        </w:tc>
-      </w:tr>
-      <w:tr>
-        <w:tc>
-          <w:tcPr>
-            <w:tcW w:type="dxa" w:w="1728"/>
-            <w:shd w:val="clear" w:color="auto" w:fill="FFFFFF"/>
-          </w:tcPr>
-          <w:p>
-            <w:r/>
-            <w:r>
-              <w:rPr>
-                <w:color w:val="1A1A2E"/>
-                <w:sz w:val="18"/>
-              </w:rPr>
-              <w:t>SaaSHero</w:t>
-            </w:r>
-          </w:p>
-        </w:tc>
-        <w:tc>
-          <w:tcPr>
-            <w:tcW w:type="dxa" w:w="1584"/>
-            <w:shd w:val="clear" w:color="auto" w:fill="FFFFFF"/>
-          </w:tcPr>
-          <w:p>
-            <w:r/>
-            <w:r>
-              <w:rPr>
-                <w:color w:val="1A1A2E"/>
-                <w:sz w:val="18"/>
-              </w:rPr>
-              <w:t>$3Mâ€“$5M</w:t>
-            </w:r>
-          </w:p>
-        </w:tc>
-        <w:tc>
-          <w:tcPr>
-            <w:tcW w:type="dxa" w:w="2016"/>
-            <w:shd w:val="clear" w:color="auto" w:fill="FFFFFF"/>
-          </w:tcPr>
-          <w:p>
-            <w:r/>
-            <w:r>
-              <w:rPr>
-                <w:color w:val="1A1A2E"/>
-                <w:sz w:val="18"/>
-              </w:rPr>
-              <w:t>Early-stage SaaS</w:t>
-            </w:r>
-          </w:p>
-        </w:tc>
-        <w:tc>
-          <w:tcPr>
-            <w:tcW w:type="dxa" w:w="1584"/>
-            <w:shd w:val="clear" w:color="auto" w:fill="FFFFFF"/>
-          </w:tcPr>
-          <w:p>
-            <w:r/>
-            <w:r>
-              <w:rPr>
-                <w:color w:val="1A1A2E"/>
-                <w:sz w:val="18"/>
-              </w:rPr>
-              <w:t>$1,250/mo flat</w:t>
-            </w:r>
-          </w:p>
-        </w:tc>
-        <w:tc>
-          <w:tcPr>
-            <w:tcW w:type="dxa" w:w="2880"/>
-            <w:shd w:val="clear" w:color="auto" w:fill="FFFFFF"/>
-          </w:tcPr>
-          <w:p>
-            <w:r/>
-            <w:r>
-              <w:rPr>
-                <w:color w:val="1A1A2E"/>
-                <w:sz w:val="18"/>
-              </w:rPr>
-              <w:t>SELLL wins on build quality and system depth; price justified by ROI</w:t>
-            </w:r>
-          </w:p>
-        </w:tc>
-      </w:tr>
-      <w:tr>
-        <w:tc>
-          <w:tcPr>
-            <w:tcW w:type="dxa" w:w="1728"/>
-            <w:shd w:val="clear" w:color="auto" w:fill="FAF6E9"/>
-          </w:tcPr>
-          <w:p>
-            <w:r/>
-            <w:r>
-              <w:rPr>
-                <w:color w:val="1A1A2E"/>
-                <w:sz w:val="18"/>
-              </w:rPr>
-              <w:t>Pearl Lemon</w:t>
-            </w:r>
-          </w:p>
-        </w:tc>
-        <w:tc>
-          <w:tcPr>
-            <w:tcW w:type="dxa" w:w="1584"/>
-            <w:shd w:val="clear" w:color="auto" w:fill="FAF6E9"/>
-          </w:tcPr>
-          <w:p>
-            <w:r/>
-            <w:r>
-              <w:rPr>
-                <w:color w:val="1A1A2E"/>
-                <w:sz w:val="18"/>
-              </w:rPr>
-              <w:t>$5Mâ€“$8M</w:t>
-            </w:r>
-          </w:p>
-        </w:tc>
-        <w:tc>
-          <w:tcPr>
-            <w:tcW w:type="dxa" w:w="2016"/>
-            <w:shd w:val="clear" w:color="auto" w:fill="FAF6E9"/>
-          </w:tcPr>
-          <w:p>
-            <w:r/>
-            <w:r>
-              <w:rPr>
-                <w:color w:val="1A1A2E"/>
-                <w:sz w:val="18"/>
-              </w:rPr>
-              <w:t>UK-based, global</w:t>
-            </w:r>
-          </w:p>
-        </w:tc>
-        <w:tc>
-          <w:tcPr>
-            <w:tcW w:type="dxa" w:w="1584"/>
-            <w:shd w:val="clear" w:color="auto" w:fill="FAF6E9"/>
-          </w:tcPr>
-          <w:p>
-            <w:r/>
-            <w:r>
-              <w:rPr>
-                <w:color w:val="1A1A2E"/>
-                <w:sz w:val="18"/>
-              </w:rPr>
-              <w:t>$2Kâ€“$6K/mo</w:t>
-            </w:r>
-          </w:p>
-        </w:tc>
-        <w:tc>
-          <w:tcPr>
-            <w:tcW w:type="dxa" w:w="2880"/>
-            <w:shd w:val="clear" w:color="auto" w:fill="FAF6E9"/>
-          </w:tcPr>
-          <w:p>
-            <w:r/>
-            <w:r>
-              <w:rPr>
-                <w:color w:val="1A1A2E"/>
-                <w:sz w:val="18"/>
-              </w:rPr>
-              <w:t>SELLL wins on intelligence layer and US market depth</w:t>
-            </w:r>
-          </w:p>
-        </w:tc>
-      </w:tr>
-      <w:tr>
-        <w:tc>
-          <w:tcPr>
-            <w:tcW w:type="dxa" w:w="1728"/>
-            <w:shd w:val="clear" w:color="auto" w:fill="FFFFFF"/>
-          </w:tcPr>
-          <w:p>
-            <w:r/>
-            <w:r>
-              <w:rPr>
-                <w:color w:val="1A1A2E"/>
-                <w:sz w:val="18"/>
-              </w:rPr>
-              <w:t>In-house SDR team</w:t>
-            </w:r>
-          </w:p>
-        </w:tc>
-        <w:tc>
-          <w:tcPr>
-            <w:tcW w:type="dxa" w:w="1584"/>
-            <w:shd w:val="clear" w:color="auto" w:fill="FFFFFF"/>
-          </w:tcPr>
-          <w:p>
-            <w:r/>
-            <w:r>
-              <w:rPr>
-                <w:color w:val="1A1A2E"/>
-                <w:sz w:val="18"/>
-              </w:rPr>
-              <w:t>N/A (hiring cost)</w:t>
-            </w:r>
-          </w:p>
-        </w:tc>
-        <w:tc>
-          <w:tcPr>
-            <w:tcW w:type="dxa" w:w="2016"/>
-            <w:shd w:val="clear" w:color="auto" w:fill="FFFFFF"/>
-          </w:tcPr>
-          <w:p>
-            <w:r/>
-            <w:r>
-              <w:rPr>
-                <w:color w:val="1A1A2E"/>
-                <w:sz w:val="18"/>
-              </w:rPr>
-              <w:t>All segments</w:t>
-            </w:r>
-          </w:p>
-        </w:tc>
-        <w:tc>
-          <w:tcPr>
-            <w:tcW w:type="dxa" w:w="1584"/>
-            <w:shd w:val="clear" w:color="auto" w:fill="FFFFFF"/>
-          </w:tcPr>
-          <w:p>
-            <w:r/>
-            <w:r>
-              <w:rPr>
-                <w:color w:val="1A1A2E"/>
-                <w:sz w:val="18"/>
-              </w:rPr>
-              <w:t>$110Kâ€“$150K OTE</w:t>
-            </w:r>
-          </w:p>
-        </w:tc>
-        <w:tc>
-          <w:tcPr>
-            <w:tcW w:type="dxa" w:w="2880"/>
-            <w:shd w:val="clear" w:color="auto" w:fill="FFFFFF"/>
-          </w:tcPr>
-          <w:p>
-            <w:r/>
-            <w:r>
-              <w:rPr>
-                <w:color w:val="1A1A2E"/>
-                <w:sz w:val="18"/>
-              </w:rPr>
-              <w:t>SELLL delivers same output at 48% lower cost with no ramp time</w:t>
+              <w:t>Same output, 48% lower cost, no 6-month ramp, no turnover</w:t>
             </w:r>
           </w:p>
         </w:tc>
       </w:tr>
     </w:tbl>
     <w:p/>
-    <w:p>
-      <w:pPr>
-        <w:spacing w:before="200" w:after="100"/>
-      </w:pPr>
-      <w:r>
-        <w:rPr>
-          <w:b/>
-          <w:color w:val="1A1A2E"/>
-          <w:sz w:val="21"/>
-        </w:rPr>
-        <w:t>White Space Map</w:t>
-      </w:r>
-    </w:p>
-    <w:p>
-      <w:pPr>
-        <w:spacing w:after="100"/>
-      </w:pPr>
-      <w:r>
-        <w:rPr>
-          <w:i w:val="0"/>
-          <w:color w:val="1A1A2E"/>
-          <w:sz w:val="20"/>
-        </w:rPr>
-        <w:t>The signal-intelligence positioning â€” trigger-based outreach vs. calendar-based sequences â€” is genuinely unoccupied. No top-5 competitor leads with this angle. The market is ready to be educated: reply rates on spray-and-pray sequences have dropped below 0.5% industrywide. Signal-triggered outreach delivers 3â€“5x the reply rate. This is the performance moat SELLL is building.</w:t>
-      </w:r>
-    </w:p>
     <w:p>
       <w:pPr>
         <w:spacing w:before="320" w:after="100"/>
@@ -6230,7 +6249,7 @@
                 <w:color w:val="1A1A2E"/>
                 <w:sz w:val="18"/>
               </w:rPr>
-              <w:t>Upsell as system matures + segment mix shift to S3/S4</w:t>
+              <w:t>Upsell + segment mix shift to S3/S4</w:t>
             </w:r>
           </w:p>
         </w:tc>
@@ -6394,7 +6413,7 @@
                 <w:color w:val="1A1A2E"/>
                 <w:sz w:val="18"/>
               </w:rPr>
-              <w:t>Improves with brand + referrals</w:t>
+              <w:t>Improves with brand + referral mix</w:t>
             </w:r>
           </w:p>
         </w:tc>
@@ -6476,7 +6495,7 @@
                 <w:color w:val="1A1A2E"/>
                 <w:sz w:val="18"/>
               </w:rPr>
-              <w:t>20%â†’35%â†’45% of new clients</w:t>
+              <w:t>20% -&gt; 35% -&gt; 45% of new clients</w:t>
             </w:r>
           </w:p>
         </w:tc>
@@ -6658,7 +6677,7 @@
                 <w:color w:val="1A1A2E"/>
                 <w:sz w:val="18"/>
               </w:rPr>
-              <w:t>LTV:CAC</w:t>
+              <w:t>LTV:CAC ratio</w:t>
             </w:r>
           </w:p>
         </w:tc>
@@ -6804,7 +6823,7 @@
                 <w:color w:val="1A1A2E"/>
                 <w:sz w:val="18"/>
               </w:rPr>
-              <w:t>Labor + tooling cost as % of revenue</w:t>
+              <w:t>Labor + tooling as % of revenue</w:t>
             </w:r>
           </w:p>
         </w:tc>
@@ -6904,7 +6923,7 @@
                 <w:color w:val="1A1A2E"/>
                 <w:sz w:val="18"/>
               </w:rPr>
-              <w:t>NRR (net revenue retention)</w:t>
+              <w:t>NRR</w:t>
             </w:r>
           </w:p>
         </w:tc>
@@ -6993,7 +7012,7 @@
     </w:p>
     <w:p>
       <w:pPr>
-        <w:spacing w:before="200" w:after="100"/>
+        <w:spacing w:before="200" w:after="80"/>
       </w:pPr>
       <w:r>
         <w:rPr>
@@ -7001,7 +7020,7 @@
           <w:color w:val="1A1A2E"/>
           <w:sz w:val="21"/>
         </w:rPr>
-        <w:t>Tailwinds (accelerate SELLL's market)</w:t>
+        <w:t>Tailwinds</w:t>
       </w:r>
     </w:p>
     <w:p>
@@ -7014,7 +7033,7 @@
           <w:color w:val="1A1A2E"/>
           <w:sz w:val="20"/>
         </w:rPr>
-        <w:t>AI noise is deafening. Inboxes flood with AI-generated blasts daily. Signal-triggered, personalised outreach is the only proven way to cut through â€” buyers know the difference immediately.</w:t>
+        <w:t>AI noise is deafening. Inboxes flooded with AI-generated blasts. Signal-triggered outreach is the only proven way to cut through. Reply rates on spray-and-pray are below 0.5% industrywide. SELLL's signal model delivers 3-5x.</w:t>
       </w:r>
     </w:p>
     <w:p>
@@ -7027,7 +7046,7 @@
           <w:color w:val="1A1A2E"/>
           <w:sz w:val="20"/>
         </w:rPr>
-        <w:t>SDR hiring costs rising. Average SDR OTE is now $75Kâ€“$95K + $50K management overhead. Payback period on in-house SDR: 9â€“18 months. SELLL's retainer delivers same output in 90 days at 48% lower cost.</w:t>
+        <w:t>SDR hiring costs rising. Average SDR OTE now $75K-$95K + $50K overhead. Payback on in-house SDR: 9-18 months. SELLL delivers same output in 90 days at 48% lower cost.</w:t>
       </w:r>
     </w:p>
     <w:p>
@@ -7040,7 +7059,7 @@
           <w:color w:val="1A1A2E"/>
           <w:sz w:val="20"/>
         </w:rPr>
-        <w:t>VC/PE portfolio companies under pressure. Post-2022 funding environment demands faster ARR growth per dollar invested. SELLL's ROI math ($1 â†’ $12â€“$30 in pipeline) resonates with CFOs and investors.</w:t>
+        <w:t>VC/PE portfolio pressure. Post-2022 environment demands faster ARR per dollar invested. SELLL's ROI math ($1 -&gt; $12-$30 in pipeline) resonates with CFOs and investors.</w:t>
       </w:r>
     </w:p>
     <w:p>
@@ -7053,7 +7072,7 @@
           <w:color w:val="1A1A2E"/>
           <w:sz w:val="20"/>
         </w:rPr>
-        <w:t>Remote work normalised global delivery. Buyers no longer require local agency presence. SELLL can serve US clients from anywhere â€” removing the historic geographic constraint on sales capacity.</w:t>
+        <w:t>Apollo / Instantly democratised sending - and saturated it. Everyone sends. No one differentiates at the sequence layer. The intelligence layer is the new defensible moat.</w:t>
       </w:r>
     </w:p>
     <w:p>
@@ -7066,7 +7085,20 @@
           <w:color w:val="1A1A2E"/>
           <w:sz w:val="20"/>
         </w:rPr>
-        <w:t>Apollo / Instantly democratised sending â€” saturated. Everyone sends. No one differentiates at the sequence layer. The intelligence layer (who to contact, when, and why) is the new defensible moat.</w:t>
+        <w:t>SaaS funding wave created 50K+ new B2B companies in SELLL's sweet spot.</w:t>
+      </w:r>
+    </w:p>
+    <w:p>
+      <w:pPr>
+        <w:spacing w:before="200" w:after="80"/>
+      </w:pPr>
+      <w:r>
+        <w:rPr>
+          <w:b/>
+          <w:color w:val="1A1A2E"/>
+          <w:sz w:val="21"/>
+        </w:rPr>
+        <w:t>Headwinds</w:t>
       </w:r>
     </w:p>
     <w:p>
@@ -7079,33 +7111,7 @@
           <w:color w:val="1A1A2E"/>
           <w:sz w:val="20"/>
         </w:rPr>
-        <w:t>SaaS funding wave created 50K+ new B2B companies. Post-2020 funding activity flooded the market with 10â€“100 employee B2B SaaS companies â€” SELLL's sweet spot â€” needing their first outbound system.</w:t>
-      </w:r>
-    </w:p>
-    <w:p>
-      <w:pPr>
-        <w:spacing w:before="200" w:after="100"/>
-      </w:pPr>
-      <w:r>
-        <w:rPr>
-          <w:b/>
-          <w:color w:val="1A1A2E"/>
-          <w:sz w:val="21"/>
-        </w:rPr>
-        <w:t>Headwinds (risks to monitor)</w:t>
-      </w:r>
-    </w:p>
-    <w:p>
-      <w:pPr>
-        <w:pStyle w:val="ListBullet"/>
-        <w:spacing w:after="60"/>
-      </w:pPr>
-      <w:r>
-        <w:rPr>
-          <w:color w:val="1A1A2E"/>
-          <w:sz w:val="20"/>
-        </w:rPr>
-        <w:t>Email deliverability degradation. Gmail and Outlook tightening spam filters in 2024â€“2025. Requires domain health management and volume discipline â€” SELLL must own deliverability as a core competency.</w:t>
+        <w:t>Email deliverability degradation. Gmail and Outlook tightening spam filters. SELLL must own deliverability as a core competency, not an afterthought.</w:t>
       </w:r>
     </w:p>
     <w:p>
@@ -7131,7 +7137,7 @@
           <w:color w:val="1A1A2E"/>
           <w:sz w:val="20"/>
         </w:rPr>
-        <w:t>Competitor convergence. ColdIQ and Belkins are adding 'signal' language to their marketing. True differentiation requires product depth and proof â€” not just positioning language.</w:t>
+        <w:t>Competitor convergence. ColdIQ and Belkins are adding 'signal' language to marketing. True differentiation requires product depth and client proof - not just positioning language.</w:t>
       </w:r>
     </w:p>
     <w:p>
@@ -7144,7 +7150,7 @@
           <w:color w:val="1A1A2E"/>
           <w:sz w:val="20"/>
         </w:rPr>
-        <w:t>Churn risk at small segment (S1). Solo founders and sub-10 companies churn faster when pipeline takes more than 60 days to show results. Segment requires careful expectation-setting at onboarding.</w:t>
+        <w:t>Churn risk at S1. Solo founders churn faster when pipeline takes &gt;60 days. Careful expectation-setting required at onboarding.</w:t>
       </w:r>
     </w:p>
     <w:p>
@@ -7254,7 +7260,7 @@
                 <w:color w:val="FFFFFF"/>
                 <w:sz w:val="18"/>
               </w:rPr>
-              <w:t>Target ARR</w:t>
+              <w:t>ARR Target</w:t>
             </w:r>
           </w:p>
         </w:tc>
@@ -7292,7 +7298,7 @@
                 <w:color w:val="1A1A2E"/>
                 <w:sz w:val="18"/>
               </w:rPr>
-              <w:t>Phase 1 â€” Prove the System</w:t>
+              <w:t>Phase 1 - Prove the System</w:t>
             </w:r>
           </w:p>
         </w:tc>
@@ -7308,7 +7314,7 @@
                 <w:color w:val="1A1A2E"/>
                 <w:sz w:val="18"/>
               </w:rPr>
-              <w:t>Months 1â€“6</w:t>
+              <w:t>Months 1-6</w:t>
             </w:r>
           </w:p>
         </w:tc>
@@ -7324,7 +7330,7 @@
                 <w:color w:val="1A1A2E"/>
                 <w:sz w:val="18"/>
               </w:rPr>
-              <w:t>S2 (10â€“50, no sales function)</w:t>
+              <w:t>S2 (10-50, no sales)</w:t>
             </w:r>
           </w:p>
         </w:tc>
@@ -7340,7 +7346,7 @@
                 <w:color w:val="1A1A2E"/>
                 <w:sz w:val="18"/>
               </w:rPr>
-              <w:t>$500Kâ€“$1M</w:t>
+              <w:t>$500K-$1M</w:t>
             </w:r>
           </w:p>
         </w:tc>
@@ -7374,7 +7380,7 @@
                 <w:color w:val="1A1A2E"/>
                 <w:sz w:val="18"/>
               </w:rPr>
-              <w:t>Phase 2 â€” Build the Brand</w:t>
+              <w:t>Phase 2 - Build the Brand</w:t>
             </w:r>
           </w:p>
         </w:tc>
@@ -7390,7 +7396,7 @@
                 <w:color w:val="1A1A2E"/>
                 <w:sz w:val="18"/>
               </w:rPr>
-              <w:t>Months 7â€“18</w:t>
+              <w:t>Months 7-18</w:t>
             </w:r>
           </w:p>
         </w:tc>
@@ -7422,7 +7428,7 @@
                 <w:color w:val="1A1A2E"/>
                 <w:sz w:val="18"/>
               </w:rPr>
-              <w:t>$1Mâ€“$5M</w:t>
+              <w:t>$1M-$5M</w:t>
             </w:r>
           </w:p>
         </w:tc>
@@ -7456,7 +7462,7 @@
                 <w:color w:val="1A1A2E"/>
                 <w:sz w:val="18"/>
               </w:rPr>
-              <w:t>Phase 3 â€” Scale the Engine</w:t>
+              <w:t>Phase 3 - Scale the Engine</w:t>
             </w:r>
           </w:p>
         </w:tc>
@@ -7472,7 +7478,7 @@
                 <w:color w:val="1A1A2E"/>
                 <w:sz w:val="18"/>
               </w:rPr>
-              <w:t>Months 19â€“36</w:t>
+              <w:t>Months 19-36</w:t>
             </w:r>
           </w:p>
         </w:tc>
@@ -7504,7 +7510,7 @@
                 <w:color w:val="1A1A2E"/>
                 <w:sz w:val="18"/>
               </w:rPr>
-              <w:t>$5Mâ€“$15M</w:t>
+              <w:t>$5M-$15M</w:t>
             </w:r>
           </w:p>
         </w:tc>
@@ -7538,7 +7544,7 @@
                 <w:color w:val="1A1A2E"/>
                 <w:sz w:val="18"/>
               </w:rPr>
-              <w:t>Phase 4 â€” Market Leadership</w:t>
+              <w:t>Phase 4 - Market Leadership</w:t>
             </w:r>
           </w:p>
         </w:tc>
@@ -7554,7 +7560,7 @@
                 <w:color w:val="1A1A2E"/>
                 <w:sz w:val="18"/>
               </w:rPr>
-              <w:t>Year 4â€“5</w:t>
+              <w:t>Year 4-5</w:t>
             </w:r>
           </w:p>
         </w:tc>
@@ -7586,7 +7592,7 @@
                 <w:color w:val="1A1A2E"/>
                 <w:sz w:val="18"/>
               </w:rPr>
-              <w:t>$15Mâ€“$42M</w:t>
+              <w:t>$15M-$42M</w:t>
             </w:r>
           </w:p>
         </w:tc>
@@ -7603,295 +7609,6 @@
                 <w:sz w:val="18"/>
               </w:rPr>
               <w:t>Product-led growth, API layer, channel partnerships</w:t>
-            </w:r>
-          </w:p>
-        </w:tc>
-      </w:tr>
-    </w:tbl>
-    <w:p/>
-    <w:p>
-      <w:pPr>
-        <w:spacing w:before="200" w:after="100"/>
-      </w:pPr>
-      <w:r>
-        <w:rPr>
-          <w:b/>
-          <w:color w:val="1A1A2E"/>
-          <w:sz w:val="21"/>
-        </w:rPr>
-        <w:t>Priority Verticals by Phase</w:t>
-      </w:r>
-    </w:p>
-    <w:tbl>
-      <w:tblPr>
-        <w:tblStyle w:val="TableGrid"/>
-        <w:tblW w:type="auto" w:w="0"/>
-        <w:jc w:val="center"/>
-        <w:tblLook w:firstColumn="1" w:firstRow="1" w:lastColumn="0" w:lastRow="0" w:noHBand="0" w:noVBand="1" w:val="04A0"/>
-      </w:tblPr>
-      <w:tblGrid>
-        <w:gridCol w:w="3022"/>
-        <w:gridCol w:w="3022"/>
-        <w:gridCol w:w="3022"/>
-      </w:tblGrid>
-      <w:tr>
-        <w:tc>
-          <w:tcPr>
-            <w:tcW w:type="dxa" w:w="1728"/>
-            <w:shd w:val="clear" w:color="auto" w:fill="1A1A2E"/>
-          </w:tcPr>
-          <w:p>
-            <w:pPr>
-              <w:jc w:val="center"/>
-            </w:pPr>
-            <w:r/>
-            <w:r>
-              <w:rPr>
-                <w:b/>
-                <w:color w:val="FFFFFF"/>
-                <w:sz w:val="18"/>
-              </w:rPr>
-              <w:t>Phase</w:t>
-            </w:r>
-          </w:p>
-        </w:tc>
-        <w:tc>
-          <w:tcPr>
-            <w:tcW w:type="dxa" w:w="2880"/>
-            <w:shd w:val="clear" w:color="auto" w:fill="1A1A2E"/>
-          </w:tcPr>
-          <w:p>
-            <w:pPr>
-              <w:jc w:val="center"/>
-            </w:pPr>
-            <w:r/>
-            <w:r>
-              <w:rPr>
-                <w:b/>
-                <w:color w:val="FFFFFF"/>
-                <w:sz w:val="18"/>
-              </w:rPr>
-              <w:t>Lead Vertical</w:t>
-            </w:r>
-          </w:p>
-        </w:tc>
-        <w:tc>
-          <w:tcPr>
-            <w:tcW w:type="dxa" w:w="4896"/>
-            <w:shd w:val="clear" w:color="auto" w:fill="1A1A2E"/>
-          </w:tcPr>
-          <w:p>
-            <w:pPr>
-              <w:jc w:val="center"/>
-            </w:pPr>
-            <w:r/>
-            <w:r>
-              <w:rPr>
-                <w:b/>
-                <w:color w:val="FFFFFF"/>
-                <w:sz w:val="18"/>
-              </w:rPr>
-              <w:t>Rationale</w:t>
-            </w:r>
-          </w:p>
-        </w:tc>
-      </w:tr>
-      <w:tr>
-        <w:tc>
-          <w:tcPr>
-            <w:tcW w:type="dxa" w:w="1728"/>
-            <w:shd w:val="clear" w:color="auto" w:fill="FAF6E9"/>
-          </w:tcPr>
-          <w:p>
-            <w:r/>
-            <w:r>
-              <w:rPr>
-                <w:color w:val="1A1A2E"/>
-                <w:sz w:val="18"/>
-              </w:rPr>
-              <w:t>Phase 1</w:t>
-            </w:r>
-          </w:p>
-        </w:tc>
-        <w:tc>
-          <w:tcPr>
-            <w:tcW w:type="dxa" w:w="2880"/>
-            <w:shd w:val="clear" w:color="auto" w:fill="FAF6E9"/>
-          </w:tcPr>
-          <w:p>
-            <w:r/>
-            <w:r>
-              <w:rPr>
-                <w:color w:val="1A1A2E"/>
-                <w:sz w:val="18"/>
-              </w:rPr>
-              <w:t>B2B SaaS (10â€“50)</w:t>
-            </w:r>
-          </w:p>
-        </w:tc>
-        <w:tc>
-          <w:tcPr>
-            <w:tcW w:type="dxa" w:w="4896"/>
-            <w:shd w:val="clear" w:color="auto" w:fill="FAF6E9"/>
-          </w:tcPr>
-          <w:p>
-            <w:r/>
-            <w:r>
-              <w:rPr>
-                <w:color w:val="1A1A2E"/>
-                <w:sz w:val="18"/>
-              </w:rPr>
-              <w:t>Fastest to close, clearest ROI math, highest referral rate</w:t>
-            </w:r>
-          </w:p>
-        </w:tc>
-      </w:tr>
-      <w:tr>
-        <w:tc>
-          <w:tcPr>
-            <w:tcW w:type="dxa" w:w="1728"/>
-            <w:shd w:val="clear" w:color="auto" w:fill="FFFFFF"/>
-          </w:tcPr>
-          <w:p>
-            <w:r/>
-            <w:r>
-              <w:rPr>
-                <w:color w:val="1A1A2E"/>
-                <w:sz w:val="18"/>
-              </w:rPr>
-              <w:t>Phase 2</w:t>
-            </w:r>
-          </w:p>
-        </w:tc>
-        <w:tc>
-          <w:tcPr>
-            <w:tcW w:type="dxa" w:w="2880"/>
-            <w:shd w:val="clear" w:color="auto" w:fill="FFFFFF"/>
-          </w:tcPr>
-          <w:p>
-            <w:r/>
-            <w:r>
-              <w:rPr>
-                <w:color w:val="1A1A2E"/>
-                <w:sz w:val="18"/>
-              </w:rPr>
-              <w:t>Tech-enabled services</w:t>
-            </w:r>
-          </w:p>
-        </w:tc>
-        <w:tc>
-          <w:tcPr>
-            <w:tcW w:type="dxa" w:w="4896"/>
-            <w:shd w:val="clear" w:color="auto" w:fill="FFFFFF"/>
-          </w:tcPr>
-          <w:p>
-            <w:r/>
-            <w:r>
-              <w:rPr>
-                <w:color w:val="1A1A2E"/>
-                <w:sz w:val="18"/>
-              </w:rPr>
-              <w:t>MagmaLabs profile â€” referral-dependent, high willingness-to-pay</w:t>
-            </w:r>
-          </w:p>
-        </w:tc>
-      </w:tr>
-      <w:tr>
-        <w:tc>
-          <w:tcPr>
-            <w:tcW w:type="dxa" w:w="1728"/>
-            <w:shd w:val="clear" w:color="auto" w:fill="FAF6E9"/>
-          </w:tcPr>
-          <w:p>
-            <w:r/>
-            <w:r>
-              <w:rPr>
-                <w:color w:val="1A1A2E"/>
-                <w:sz w:val="18"/>
-              </w:rPr>
-              <w:t>Phase 3</w:t>
-            </w:r>
-          </w:p>
-        </w:tc>
-        <w:tc>
-          <w:tcPr>
-            <w:tcW w:type="dxa" w:w="2880"/>
-            <w:shd w:val="clear" w:color="auto" w:fill="FAF6E9"/>
-          </w:tcPr>
-          <w:p>
-            <w:r/>
-            <w:r>
-              <w:rPr>
-                <w:color w:val="1A1A2E"/>
-                <w:sz w:val="18"/>
-              </w:rPr>
-              <w:t>DevTools + MarTech</w:t>
-            </w:r>
-          </w:p>
-        </w:tc>
-        <w:tc>
-          <w:tcPr>
-            <w:tcW w:type="dxa" w:w="4896"/>
-            <w:shd w:val="clear" w:color="auto" w:fill="FAF6E9"/>
-          </w:tcPr>
-          <w:p>
-            <w:r/>
-            <w:r>
-              <w:rPr>
-                <w:color w:val="1A1A2E"/>
-                <w:sz w:val="18"/>
-              </w:rPr>
-              <w:t>Signal density highest; PLG-to-enterprise gap story is compelling</w:t>
-            </w:r>
-          </w:p>
-        </w:tc>
-      </w:tr>
-      <w:tr>
-        <w:tc>
-          <w:tcPr>
-            <w:tcW w:type="dxa" w:w="1728"/>
-            <w:shd w:val="clear" w:color="auto" w:fill="FFFFFF"/>
-          </w:tcPr>
-          <w:p>
-            <w:r/>
-            <w:r>
-              <w:rPr>
-                <w:color w:val="1A1A2E"/>
-                <w:sz w:val="18"/>
-              </w:rPr>
-              <w:t>Phase 4</w:t>
-            </w:r>
-          </w:p>
-        </w:tc>
-        <w:tc>
-          <w:tcPr>
-            <w:tcW w:type="dxa" w:w="2880"/>
-            <w:shd w:val="clear" w:color="auto" w:fill="FFFFFF"/>
-          </w:tcPr>
-          <w:p>
-            <w:r/>
-            <w:r>
-              <w:rPr>
-                <w:color w:val="1A1A2E"/>
-                <w:sz w:val="18"/>
-              </w:rPr>
-              <w:t>HR Tech + FinTech</w:t>
-            </w:r>
-          </w:p>
-        </w:tc>
-        <w:tc>
-          <w:tcPr>
-            <w:tcW w:type="dxa" w:w="4896"/>
-            <w:shd w:val="clear" w:color="auto" w:fill="FFFFFF"/>
-          </w:tcPr>
-          <w:p>
-            <w:r/>
-            <w:r>
-              <w:rPr>
-                <w:color w:val="1A1A2E"/>
-                <w:sz w:val="18"/>
-              </w:rPr>
-              <w:t>Higher ACV justifies longer sales cycle; brand established</w:t>
             </w:r>
           </w:p>
         </w:tc>
@@ -8286,7 +8003,7 @@
                 <w:color w:val="1A1A2E"/>
                 <w:sz w:val="18"/>
               </w:rPr>
-              <w:t>Market growth rate</w:t>
+              <w:t>Market CAGR</w:t>
             </w:r>
           </w:p>
         </w:tc>
@@ -8352,7 +8069,7 @@
                 <w:color w:val="1A1A2E"/>
                 <w:sz w:val="18"/>
               </w:rPr>
-              <w:t>CAC blended (Y2)</w:t>
+              <w:t>Blended CAC (Y2)</w:t>
             </w:r>
           </w:p>
         </w:tc>
@@ -8475,7 +8192,7 @@
     <w:p/>
     <w:p>
       <w:pPr>
-        <w:spacing w:before="200" w:after="100"/>
+        <w:spacing w:before="200" w:after="80"/>
       </w:pPr>
       <w:r>
         <w:rPr>
@@ -8576,7 +8293,7 @@
                 <w:color w:val="FFFFFF"/>
                 <w:sz w:val="18"/>
               </w:rPr>
-              <w:t>Notes</w:t>
+              <w:t>Key Driver</w:t>
             </w:r>
           </w:p>
         </w:tc>
@@ -8594,7 +8311,7 @@
                 <w:color w:val="1A1A2E"/>
                 <w:sz w:val="18"/>
               </w:rPr>
-              <w:t>Bull (high retention + high upsell)</w:t>
+              <w:t>Bull (high retention + upsell)</w:t>
             </w:r>
           </w:p>
         </w:tc>
@@ -8642,7 +8359,7 @@
                 <w:color w:val="1A1A2E"/>
                 <w:sz w:val="18"/>
               </w:rPr>
-              <w:t>Referral mix at 50%, churn at 8%</w:t>
+              <w:t>Referral mix 50%, churn 8%, S3/S4 skew</w:t>
             </w:r>
           </w:p>
         </w:tc>
@@ -8708,7 +8425,7 @@
                 <w:color w:val="1A1A2E"/>
                 <w:sz w:val="18"/>
               </w:rPr>
-              <w:t>As modelled above</w:t>
+              <w:t>As modelled</w:t>
             </w:r>
           </w:p>
         </w:tc>
@@ -8726,7 +8443,7 @@
                 <w:color w:val="1A1A2E"/>
                 <w:sz w:val="18"/>
               </w:rPr>
-              <w:t>Bear (high churn + slower growth)</w:t>
+              <w:t>Bear (high churn + slow growth)</w:t>
             </w:r>
           </w:p>
         </w:tc>
@@ -8774,13 +8491,105 @@
                 <w:color w:val="1A1A2E"/>
                 <w:sz w:val="18"/>
               </w:rPr>
-              <w:t>Churn 20%, slower S3/S4 entry</w:t>
+              <w:t>Churn 20%, S1/S2 skew, CAC elevation</w:t>
             </w:r>
           </w:p>
         </w:tc>
       </w:tr>
     </w:tbl>
     <w:p/>
+    <w:p>
+      <w:pPr>
+        <w:spacing w:before="320" w:after="100"/>
+        <w:pBdr>
+          <w:bottom w:val="single" w:sz="6" w:space="3" w:color="E8B830"/>
+        </w:pBdr>
+      </w:pPr>
+      <w:r>
+        <w:rPr>
+          <w:b/>
+          <w:color w:val="E8B830"/>
+          <w:sz w:val="24"/>
+        </w:rPr>
+        <w:t>11. SELLL'S PATH TO MARKET LEADERSHIP</w:t>
+      </w:r>
+    </w:p>
+    <w:p>
+      <w:pPr>
+        <w:spacing w:after="100"/>
+      </w:pPr>
+      <w:r>
+        <w:rPr>
+          <w:i w:val="0"/>
+          <w:color w:val="1A1A2E"/>
+          <w:sz w:val="20"/>
+        </w:rPr>
+        <w:t>Three conditions for SELLL to own this market segment:</w:t>
+      </w:r>
+    </w:p>
+    <w:p>
+      <w:pPr>
+        <w:pStyle w:val="ListBullet"/>
+        <w:spacing w:after="60"/>
+      </w:pPr>
+      <w:r>
+        <w:rPr>
+          <w:b/>
+          <w:color w:val="1A1A2E"/>
+          <w:sz w:val="20"/>
+        </w:rPr>
+        <w:t xml:space="preserve">1. </w:t>
+      </w:r>
+      <w:r>
+        <w:rPr>
+          <w:color w:val="1A1A2E"/>
+          <w:sz w:val="20"/>
+        </w:rPr>
+        <w:t>Be first to prove the signal model at scale. The first company that publishes consistent data showing signal-triggered outreach outperforms calendar-triggered by 3-5x will set the category standard. Every case study is a market education asset.</w:t>
+      </w:r>
+    </w:p>
+    <w:p>
+      <w:pPr>
+        <w:pStyle w:val="ListBullet"/>
+        <w:spacing w:after="60"/>
+      </w:pPr>
+      <w:r>
+        <w:rPr>
+          <w:b/>
+          <w:color w:val="1A1A2E"/>
+          <w:sz w:val="20"/>
+        </w:rPr>
+        <w:t xml:space="preserve">2. </w:t>
+      </w:r>
+      <w:r>
+        <w:rPr>
+          <w:color w:val="1A1A2E"/>
+          <w:sz w:val="20"/>
+        </w:rPr>
+        <w:t>Build the moat before competitors copy the language. Signal intelligence positioning is copyable as language. It is not copyable as a live product with 130 active client signal feeds, 50M+ data points, and 18 months of model calibration. Build the depth now.</w:t>
+      </w:r>
+    </w:p>
+    <w:p>
+      <w:pPr>
+        <w:pStyle w:val="ListBullet"/>
+        <w:spacing w:after="60"/>
+      </w:pPr>
+      <w:r>
+        <w:rPr>
+          <w:b/>
+          <w:color w:val="1A1A2E"/>
+          <w:sz w:val="20"/>
+        </w:rPr>
+        <w:t xml:space="preserve">3. </w:t>
+      </w:r>
+      <w:r>
+        <w:rPr>
+          <w:color w:val="1A1A2E"/>
+          <w:sz w:val="20"/>
+        </w:rPr>
+        <w:t>Turn clients into a distribution channel. Every SELLL client who hit 3x pipeline growth is a referral machine. The client network IS the CAC advantage. A VP Sales at one company moves to another - they bring SELLL with them. This is the ultimate defensibility.</w:t>
+      </w:r>
+    </w:p>
     <w:p/>
     <w:p>
       <w:pPr>
@@ -8792,7 +8601,7 @@
           <w:color w:val="888888"/>
           <w:sz w:val="16"/>
         </w:rPr>
-        <w:t>SELLL Revenue Engine  Â·  TAM Analysis  Â·  June 2026  Â·  Confidential</w:t>
+        <w:t>SELLL Revenue Engine  |  TAM Analysis  |  June 2026  |  Confidential</w:t>
       </w:r>
     </w:p>
     <w:sectPr>
